--- a/Assignment 12.docx
+++ b/Assignment 12.docx
@@ -400,43 +400,31 @@
           <w:szCs w:val="28"/>
           <w:lang w:val="en-US"/>
         </w:rPr>
-        <w:t xml:space="preserve">It is applicable to customer specific </w:t>
-      </w:r>
-      <w:proofErr w:type="gramStart"/>
+        <w:t>It is applicable to customer specific tables(name starting with Z,Y). It is not applicable to SAP specific</w:t>
+      </w:r>
       <w:r>
         <w:rPr>
           <w:sz w:val="28"/>
           <w:szCs w:val="28"/>
           <w:lang w:val="en-US"/>
         </w:rPr>
-        <w:t>tables(</w:t>
-      </w:r>
-      <w:proofErr w:type="gramEnd"/>
+        <w:t>(standard</w:t>
+      </w:r>
       <w:r>
         <w:rPr>
           <w:sz w:val="28"/>
           <w:szCs w:val="28"/>
           <w:lang w:val="en-US"/>
         </w:rPr>
-        <w:t xml:space="preserve">name starting with </w:t>
-      </w:r>
-      <w:proofErr w:type="gramStart"/>
+        <w:t>)</w:t>
+      </w:r>
       <w:r>
         <w:rPr>
           <w:sz w:val="28"/>
           <w:szCs w:val="28"/>
           <w:lang w:val="en-US"/>
         </w:rPr>
-        <w:t>Z,Y</w:t>
-      </w:r>
-      <w:proofErr w:type="gramEnd"/>
-      <w:r>
-        <w:rPr>
-          <w:sz w:val="28"/>
-          <w:szCs w:val="28"/>
-          <w:lang w:val="en-US"/>
-        </w:rPr>
-        <w:t>). It is not applicable to SAP specific tables.</w:t>
+        <w:t xml:space="preserve"> tables.</w:t>
       </w:r>
     </w:p>
     <w:p>
@@ -711,23 +699,7 @@
           <w:szCs w:val="28"/>
         </w:rPr>
         <w:lastRenderedPageBreak/>
-        <w:t xml:space="preserve">It is applicable to both customer specific tables (name starting with </w:t>
-      </w:r>
-      <w:proofErr w:type="gramStart"/>
-      <w:r>
-        <w:rPr>
-          <w:sz w:val="28"/>
-          <w:szCs w:val="28"/>
-        </w:rPr>
-        <w:t>Z,Y</w:t>
-      </w:r>
-      <w:proofErr w:type="gramEnd"/>
-      <w:r>
-        <w:rPr>
-          <w:sz w:val="28"/>
-          <w:szCs w:val="28"/>
-        </w:rPr>
-        <w:t>) and SAP tables.</w:t>
+        <w:t>It is applicable to both customer specific tables (name starting with Z,Y) and SAP tables.</w:t>
       </w:r>
     </w:p>
     <w:p>
@@ -799,7 +771,6 @@
                 <w14:ligatures w14:val="none"/>
               </w:rPr>
             </w:pPr>
-            <w:proofErr w:type="spellStart"/>
             <w:r>
               <w:rPr>
                 <w:rFonts w:ascii="Calibri" w:eastAsia="Times New Roman" w:hAnsi="Calibri" w:cs="Calibri"/>
@@ -814,7 +785,6 @@
               </w:rPr>
               <w:t>Inlcude</w:t>
             </w:r>
-            <w:proofErr w:type="spellEnd"/>
           </w:p>
         </w:tc>
         <w:tc>
@@ -1372,7 +1342,6 @@
           <w14:ligatures w14:val="none"/>
         </w:rPr>
       </w:pPr>
-      <w:proofErr w:type="gramStart"/>
       <w:r>
         <w:rPr>
           <w:rFonts w:ascii="Calibri" w:eastAsia="Times New Roman" w:hAnsi="Calibri" w:cs="Calibri"/>
@@ -1385,22 +1354,7 @@
           <w:lang w:eastAsia="en-IN"/>
           <w14:ligatures w14:val="none"/>
         </w:rPr>
-        <w:t>Yes</w:t>
-      </w:r>
-      <w:proofErr w:type="gramEnd"/>
-      <w:r>
-        <w:rPr>
-          <w:rFonts w:ascii="Calibri" w:eastAsia="Times New Roman" w:hAnsi="Calibri" w:cs="Calibri"/>
-          <w:b/>
-          <w:bCs/>
-          <w:color w:val="000000"/>
-          <w:kern w:val="0"/>
-          <w:sz w:val="28"/>
-          <w:szCs w:val="28"/>
-          <w:lang w:eastAsia="en-IN"/>
-          <w14:ligatures w14:val="none"/>
-        </w:rPr>
-        <w:t xml:space="preserve"> </w:t>
+        <w:t xml:space="preserve">Yes </w:t>
       </w:r>
       <w:r>
         <w:rPr>
@@ -1680,37 +1634,7 @@
           <w:lang w:eastAsia="en-IN"/>
           <w14:ligatures w14:val="none"/>
         </w:rPr>
-        <w:t xml:space="preserve">Try to include same include structure twice in same table &amp; check what will happen? If any error </w:t>
-      </w:r>
-      <w:proofErr w:type="spellStart"/>
-      <w:r>
-        <w:rPr>
-          <w:rFonts w:ascii="Calibri" w:eastAsia="Times New Roman" w:hAnsi="Calibri" w:cs="Calibri"/>
-          <w:b/>
-          <w:bCs/>
-          <w:color w:val="000000"/>
-          <w:kern w:val="0"/>
-          <w:sz w:val="28"/>
-          <w:szCs w:val="28"/>
-          <w:lang w:eastAsia="en-IN"/>
-          <w14:ligatures w14:val="none"/>
-        </w:rPr>
-        <w:t>occours</w:t>
-      </w:r>
-      <w:proofErr w:type="spellEnd"/>
-      <w:r>
-        <w:rPr>
-          <w:rFonts w:ascii="Calibri" w:eastAsia="Times New Roman" w:hAnsi="Calibri" w:cs="Calibri"/>
-          <w:b/>
-          <w:bCs/>
-          <w:color w:val="000000"/>
-          <w:kern w:val="0"/>
-          <w:sz w:val="28"/>
-          <w:szCs w:val="28"/>
-          <w:lang w:eastAsia="en-IN"/>
-          <w14:ligatures w14:val="none"/>
-        </w:rPr>
-        <w:t xml:space="preserve"> then how to overcome on it.</w:t>
+        <w:t>Try to include same include structure twice in same table &amp; check what will happen? If any error occours then how to overcome on it.</w:t>
       </w:r>
     </w:p>
     <w:p>
@@ -1871,23 +1795,13 @@
           <w:lang w:eastAsia="en-IN"/>
         </w:rPr>
       </w:pPr>
-      <w:proofErr w:type="gramStart"/>
-      <w:r>
-        <w:rPr>
-          <w:sz w:val="28"/>
-          <w:szCs w:val="28"/>
-          <w:lang w:eastAsia="en-IN"/>
-        </w:rPr>
-        <w:t>So</w:t>
-      </w:r>
-      <w:proofErr w:type="gramEnd"/>
-      <w:r>
-        <w:rPr>
-          <w:sz w:val="28"/>
-          <w:szCs w:val="28"/>
-          <w:lang w:eastAsia="en-IN"/>
-        </w:rPr>
-        <w:t xml:space="preserve"> activation fails with a duplicate field error.</w:t>
+      <w:r>
+        <w:rPr>
+          <w:sz w:val="28"/>
+          <w:szCs w:val="28"/>
+          <w:lang w:eastAsia="en-IN"/>
+        </w:rPr>
+        <w:t>So activation fails with a duplicate field error.</w:t>
       </w:r>
     </w:p>
     <w:p>
@@ -2072,23 +1986,13 @@
         </w:rPr>
         <w:t xml:space="preserve">It will appear </w:t>
       </w:r>
-      <w:proofErr w:type="gramStart"/>
-      <w:r>
-        <w:rPr>
-          <w:sz w:val="28"/>
-          <w:szCs w:val="28"/>
-          <w:lang w:eastAsia="en-IN"/>
-        </w:rPr>
-        <w:t>At</w:t>
-      </w:r>
-      <w:proofErr w:type="gramEnd"/>
-      <w:r>
-        <w:rPr>
-          <w:sz w:val="28"/>
-          <w:szCs w:val="28"/>
-          <w:lang w:eastAsia="en-IN"/>
-        </w:rPr>
-        <w:t xml:space="preserve"> the </w:t>
+      <w:r>
+        <w:rPr>
+          <w:sz w:val="28"/>
+          <w:szCs w:val="28"/>
+          <w:lang w:eastAsia="en-IN"/>
+        </w:rPr>
+        <w:t xml:space="preserve">At the </w:t>
       </w:r>
       <w:r>
         <w:rPr>
@@ -6199,6 +6103,7 @@
   <w:style w:type="character" w:default="1" w:styleId="DefaultParagraphFont">
     <w:name w:val="Default Paragraph Font"/>
     <w:uiPriority w:val="1"/>
+    <w:semiHidden/>
     <w:unhideWhenUsed/>
   </w:style>
   <w:style w:type="table" w:default="1" w:styleId="TableNormal">
